--- a/MyDocumentConverterMultiOSV10/samples/output/markdown/commonmark/docx.docx
+++ b/MyDocumentConverterMultiOSV10/samples/output/markdown/commonmark/docx.docx
@@ -83,7 +83,7 @@
       <w:r>
         <w:t xml:space="preserve">, 그리고 </w:t>
       </w:r>
-      <w:hyperlink w:history="1" r:id="rIdobxsiff18nhv8cy8iugg1">
+      <w:hyperlink w:history="1" r:id="rIdfufzyesg7aiovt5d9f7le">
         <w:r>
           <w:rPr>
             <w:rStyle w:val="Hyperlink"/>
@@ -387,7 +387,7 @@
       <w:r>
         <w:t xml:space="preserve">각주가 붙은 문장입니다. (각주의 내용입니다.) 자동 링크 </w:t>
       </w:r>
-      <w:hyperlink w:history="1" r:id="rIdo01l41q6_ttexrreqfh-s">
+      <w:hyperlink w:history="1" r:id="rIdcfv6x5asudyladiyy-_8g">
         <w:r>
           <w:rPr>
             <w:rStyle w:val="Hyperlink"/>
@@ -398,7 +398,7 @@
       <w:r>
         <w:t xml:space="preserve"> 와 </w:t>
       </w:r>
-      <w:hyperlink w:history="1" r:id="rIdkekifj-cvdzzuf_fvxdyp">
+      <w:hyperlink w:history="1" r:id="rIdapdlttarcevscfohtbaqt">
         <w:r>
           <w:rPr>
             <w:rStyle w:val="Hyperlink"/>
